--- a/policies/build/sop_record_masters/COP/SOP_COP.7.a_to_e_safe_obstetric_care.docx
+++ b/policies/build/sop_record_masters/COP/SOP_COP.7.a_to_e_safe_obstetric_care.docx
@@ -14,40 +14,9 @@
     </w:p>
     <w:p>
       <w:r>
-        <w:t>«Hospital Name» — Supports COP.7.a-e</w:t>
+        <w:t>«Hospital Name» — SOP-COP.7 — Version 1.0</w:t>
       </w:r>
     </w:p>
-    <w:p/>
-    <w:tbl>
-      <w:tblPr>
-        <w:tblStyle w:val="TableGrid"/>
-        <w:tblW w:type="auto" w:w="0"/>
-        <w:tblLook w:firstColumn="1" w:firstRow="1" w:lastColumn="0" w:lastRow="0" w:noHBand="0" w:noVBand="1" w:val="04A0"/>
-      </w:tblPr>
-      <w:tblGrid>
-        <w:gridCol w:w="8640"/>
-      </w:tblGrid>
-      <w:tr>
-        <w:tc>
-          <w:tcPr>
-            <w:tcW w:type="dxa" w:w="8640"/>
-          </w:tcPr>
-          <w:p>
-            <w:r>
-              <w:rPr>
-                <w:b/>
-              </w:rPr>
-              <w:t>Why does this SOP exist? (read this first if you're new)</w:t>
-            </w:r>
-          </w:p>
-          <w:p>
-            <w:r>
-              <w:t>This SOP tells obstetric staff, in one place, how the obstetric service itself is organised and kept safe, how a high-risk pregnancy is identified and either cared for by the right team or referred in time, why maternal nutrition is part of every antenatal visit and not just a weight on a chart, how mother and baby are monitored around birth, and how a high-risk birth is never taken on without the neonatal backup it needs. It also carries three legal duties that sit on this exact process -- never telling a family the sex of their baby, following the law if termination is provided here, and registering every birth and stillbirth. If you work in antenatal care, the labour room, or the postnatal ward, this SOP is for you.</w:t>
-            </w:r>
-          </w:p>
-        </w:tc>
-      </w:tr>
-    </w:tbl>
     <w:p/>
     <w:tbl>
       <w:tblPr>
@@ -62,9 +31,6 @@
         <w:gridCol w:w="2160"/>
       </w:tblGrid>
       <w:tr>
-        <w:trPr>
-          <w:cantSplit/>
-        </w:trPr>
         <w:tc>
           <w:tcPr>
             <w:tcW w:type="dxa" w:w="2160"/>
@@ -107,9 +73,6 @@
         </w:tc>
       </w:tr>
       <w:tr>
-        <w:trPr>
-          <w:cantSplit/>
-        </w:trPr>
         <w:tc>
           <w:tcPr>
             <w:tcW w:type="dxa" w:w="2160"/>
@@ -151,51 +114,6 @@
           </w:p>
         </w:tc>
       </w:tr>
-      <w:tr>
-        <w:trPr>
-          <w:cantSplit/>
-        </w:trPr>
-        <w:tc>
-          <w:tcPr>
-            <w:tcW w:type="dxa" w:w="2160"/>
-          </w:tcPr>
-          <w:p>
-            <w:r>
-              <w:t>Prepared By</w:t>
-            </w:r>
-          </w:p>
-        </w:tc>
-        <w:tc>
-          <w:tcPr>
-            <w:tcW w:type="dxa" w:w="2160"/>
-          </w:tcPr>
-          <w:p>
-            <w:r>
-              <w:t>Quality/Accreditation Coordinator   Name: ________   Signature: ________</w:t>
-            </w:r>
-          </w:p>
-        </w:tc>
-        <w:tc>
-          <w:tcPr>
-            <w:tcW w:type="dxa" w:w="2160"/>
-          </w:tcPr>
-          <w:p>
-            <w:r>
-              <w:t>Approved By</w:t>
-            </w:r>
-          </w:p>
-        </w:tc>
-        <w:tc>
-          <w:tcPr>
-            <w:tcW w:type="dxa" w:w="2160"/>
-          </w:tcPr>
-          <w:p>
-            <w:r>
-              <w:t>Medical Superintendent   Name: ________   Signature: ________</w:t>
-            </w:r>
-          </w:p>
-        </w:tc>
-      </w:tr>
     </w:tbl>
     <w:p/>
     <w:p>
@@ -206,9 +124,78 @@
         <w:t>1. Purpose</w:t>
       </w:r>
     </w:p>
+    <w:tbl>
+      <w:tblPr>
+        <w:tblStyle w:val="TableGrid"/>
+        <w:tblW w:type="auto" w:w="0"/>
+        <w:tblLook w:firstColumn="1" w:firstRow="1" w:lastColumn="0" w:lastRow="0" w:noHBand="0" w:noVBand="1" w:val="04A0"/>
+      </w:tblPr>
+      <w:tblGrid>
+        <w:gridCol w:w="8640"/>
+      </w:tblGrid>
+      <w:tr>
+        <w:tc>
+          <w:tcPr>
+            <w:tcW w:type="dxa" w:w="8640"/>
+          </w:tcPr>
+          <w:p>
+            <w:r>
+              <w:t>This SOP sets out how the hospital organises and safely provides antenatal, labour, birth and postnatal care; how high-risk obstetric cases are identified, cared for, and referred when needed; how maternal nutrition is included in every antenatal assessment; how peri-natal and post-natal monitoring is performed; and how neonatal backup and birth/stillbirth registration are handled for every birth at this hospital.</w:t>
+            </w:r>
+          </w:p>
+        </w:tc>
+      </w:tr>
+    </w:tbl>
+    <w:p/>
+    <w:tbl>
+      <w:tblPr>
+        <w:tblStyle w:val="TableGrid"/>
+        <w:tblW w:type="auto" w:w="0"/>
+        <w:tblLook w:firstColumn="1" w:firstRow="1" w:lastColumn="0" w:lastRow="0" w:noHBand="0" w:noVBand="1" w:val="04A0"/>
+      </w:tblPr>
+      <w:tblGrid>
+        <w:gridCol w:w="8640"/>
+      </w:tblGrid>
+      <w:tr>
+        <w:tc>
+          <w:tcPr>
+            <w:tcW w:type="dxa" w:w="8640"/>
+          </w:tcPr>
+          <w:p>
+            <w:r>
+              <w:t>A family asks an imaging technician to reveal the sex of the foetus. This SOP is what requires that request to be refused as a clinical act, with the refusal recorded -- never told, hinted at, or let slip, whatever the family asks.</w:t>
+            </w:r>
+          </w:p>
+        </w:tc>
+      </w:tr>
+    </w:tbl>
+    <w:p/>
+    <w:tbl>
+      <w:tblPr>
+        <w:tblStyle w:val="TableGrid"/>
+        <w:tblW w:type="auto" w:w="0"/>
+        <w:tblLook w:firstColumn="1" w:firstRow="1" w:lastColumn="0" w:lastRow="0" w:noHBand="0" w:noVBand="1" w:val="04A0"/>
+      </w:tblPr>
+      <w:tblGrid>
+        <w:gridCol w:w="8640"/>
+      </w:tblGrid>
+      <w:tr>
+        <w:tc>
+          <w:tcPr>
+            <w:tcW w:type="dxa" w:w="8640"/>
+          </w:tcPr>
+          <w:p>
+            <w:r>
+              <w:t>We do this because a labour room with a beautiful protocol on the wall and no one rostered to deliver that protocol at 3 a.m. is not a safe obstetric service, and because a woman's nutrition is not a lifestyle extra during pregnancy -- unaddressed anaemia and poor intake show up later as a haemorrhage or a low-birth-weight baby.</w:t>
+            </w:r>
+          </w:p>
+        </w:tc>
+      </w:tr>
+    </w:tbl>
+    <w:p/>
     <w:p>
       <w:r>
-        <w:t>To define how the hospital organises and safely provides antenatal, labour, birth and postnatal care; how high-risk obstetric cases are identified, cared for, and referred when needed; how maternal nutrition is included in every antenatal assessment; how peri-natal and post-natal monitoring is performed; and how neonatal backup and birth/stillbirth registration are handled for every birth at this hospital.</w:t>
+        <w:t>To define how the hospital organises and safely provides antenatal, labour, birth and postnatal care; identifies, cares for and refers high-risk cases; includes maternal nutrition in antenatal assessment; monitors peri- and post-natally; and handles neonatal backup and birth registration.</w:t>
       </w:r>
     </w:p>
     <w:p>
@@ -221,7 +208,18 @@
     </w:p>
     <w:p>
       <w:r>
-        <w:t>Applies to the antenatal clinic, the labour room, the postnatal ward, the operation theatre insofar as a caesarean birth or obstetric procedure is performed there, the emergency area insofar as an obstetric emergency is received, and any high-dependency or intensive-care area that receives an obstetric patient. It does not restate imaging-licence/PC-PNDT registration requirements (the imaging-services process), between-organisation transfer (the registration/admission/transfer process), neonatal clinical care after the backup has received the baby (the paediatric-care SOP), or hospital discharge (the discharge process) -- this SOP owns the obstetric process itself: organisation, safety, high-risk identification and referral, antenatal nutrition, peri-/post-natal monitoring, neonatal backup, and birth registration.</w:t>
+        <w:rPr>
+          <w:i/>
+        </w:rPr>
+        <w:t xml:space="preserve">Why: </w:t>
+      </w:r>
+      <w:r>
+        <w:t>so antenatal, labour, birth and postnatal staff all work from the same safety, nutrition and registration standard.</w:t>
+      </w:r>
+    </w:p>
+    <w:p>
+      <w:r>
+        <w:t>Applies to the antenatal clinic, the labour room, the postnatal ward, the operation theatre insofar as a caesarean birth or obstetric procedure is performed there, the emergency area insofar as an obstetric emergency is received, and any high-dependency or intensive-care area that receives an obstetric patient.</w:t>
       </w:r>
     </w:p>
     <w:p>
@@ -230,6 +228,17 @@
       </w:pPr>
       <w:r>
         <w:t>3. Responsibility</w:t>
+      </w:r>
+    </w:p>
+    <w:p>
+      <w:r>
+        <w:rPr>
+          <w:i/>
+        </w:rPr>
+        <w:t xml:space="preserve">Why: </w:t>
+      </w:r>
+      <w:r>
+        <w:t>a high-risk case handled by whoever is on duty, or a birth nobody registered, is a gap that surfaces only when it's too late to fix.</w:t>
       </w:r>
     </w:p>
     <w:p>
@@ -292,7 +301,7 @@
         <w:pStyle w:val="Heading1"/>
       </w:pPr>
       <w:r>
-        <w:t>4. Procedure</w:t>
+        <w:t>4. What to do</w:t>
       </w:r>
     </w:p>
     <w:p>
@@ -300,15 +309,15 @@
         <w:pStyle w:val="Heading2"/>
       </w:pPr>
       <w:r>
-        <w:t>4.1 Obstetric services organised and provided safely (COP.7.a)</w:t>
+        <w:t>Obstetric services organised and provided safely</w:t>
       </w:r>
     </w:p>
     <w:p>
       <w:r>
         <w:rPr>
-          <w:b/>
+          <w:i/>
         </w:rPr>
-        <w:t xml:space="preserve">Why this step matters: </w:t>
+        <w:t xml:space="preserve">Why: </w:t>
       </w:r>
       <w:r>
         <w:t>A labour room with a beautiful protocol on the wall and no one rostered to deliver that protocol at 3 a.m. is not a safe obstetric service -- and a service that determines or lets slip the sex of a foetus has broken the law, not just a hospital rule.</w:t>
@@ -316,70 +325,17 @@
     </w:p>
     <w:p>
       <w:r>
-        <w:t>1. «Hospital to define the obstetric scope of services -- whether antenatal care, labour and birth (including instrumental and caesarean birth), postnatal care, and termination of pregnancy are provided, and the hours of each» is kept aligned with the hospital's service directory, and «Hospital to define the written obstetric guidance used at birth» is the guidance actually followed in the labour room, not a poster.</w:t>
+        <w:t>The hospital's defined obstetric scope of services -- whether antenatal care, labour and birth (including instrumental and caesarean birth), postnatal care, and termination of pregnancy are provided, and the hours of each -- is kept aligned with the hospital's service directory, and the hospital's written obstetric guidance is the guidance actually followed in the labour room, not a poster.</w:t>
       </w:r>
     </w:p>
     <w:p>
       <w:r>
-        <w:t>2. Antenatal care never determines or communicates the sex of a foetus -- not as an imaging report, not as an informal aside, and not on a family's request; a request to be told the sex is refused as a clinical act, and the refusal is recorded.</w:t>
+        <w:t>Antenatal care never determines or communicates the sex of a foetus -- not as an imaging report, not as an informal aside, and not on a family's request; a request to be told the sex is refused as a clinical act, and the refusal is recorded.</w:t>
       </w:r>
     </w:p>
     <w:p>
       <w:r>
-        <w:t>3. Where termination of pregnancy is provided, it follows «Hospital to define the MTP arrangement -- who may terminate, the circumstances, and where statutory opinion and consent records are held»; where it is not provided, that is stated in the obstetric scope and the patient is referred. (Record 1)</w:t>
-      </w:r>
-    </w:p>
-    <w:p>
-      <w:r>
-        <w:rPr>
-          <w:b/>
-          <w:i/>
-        </w:rPr>
-        <w:t xml:space="preserve">Technical source(s) for these steps: </w:t>
-      </w:r>
-    </w:p>
-    <w:p>
-      <w:pPr>
-        <w:pStyle w:val="ListParagraph"/>
-        <w:spacing w:before="80" w:after="240"/>
-        <w:contextualSpacing w:val="0"/>
-      </w:pPr>
-      <w:r>
-        <w:t xml:space="preserve">• Government of India, Ministry of Health and Family Welfare. (1994). </w:t>
-      </w:r>
-      <w:hyperlink r:id="rId9">
-        <w:r>
-          <w:rPr>
-            <w:color w:val="0563C1"/>
-            <w:u w:val="single"/>
-          </w:rPr>
-          <w:t>The Pre-Conception and Pre-Natal Diagnostic Techniques (Prohibition of Sex Selection) Act, 1994, ss. 3A, 5(2) and 6</w:t>
-        </w:r>
-      </w:hyperlink>
-      <w:r>
-        <w:t xml:space="preserve"> which prohibit sex selection, prohibit communicating the sex of a foetus to the pregnant woman, her relatives, or anyone else by any means, and prohibit sex determination through pre-natal diagnostic techniques including ultrasonography.</w:t>
-      </w:r>
-    </w:p>
-    <w:p>
-      <w:pPr>
-        <w:pStyle w:val="ListParagraph"/>
-        <w:spacing w:before="80" w:after="240"/>
-        <w:contextualSpacing w:val="0"/>
-      </w:pPr>
-      <w:r>
-        <w:t xml:space="preserve">• Government of India. (2021). </w:t>
-      </w:r>
-      <w:hyperlink r:id="rId10">
-        <w:r>
-          <w:rPr>
-            <w:color w:val="0563C1"/>
-            <w:u w:val="single"/>
-          </w:rPr>
-          <w:t>The Medical Termination of Pregnancy (Amendment) Act, 2021 (Act No. 8 of 2021), amending the Medical Termination of Pregnancy Act, 1971</w:t>
-        </w:r>
-      </w:hyperlink>
-      <w:r>
-        <w:t xml:space="preserve"> which sets the current gestational limits and opinion requirements for termination, requires a Medical Board for cases beyond those limits involving substantial foetal abnormality, and (s. 5A) makes it an offence for a registered medical practitioner to reveal the identity of a woman whose pregnancy was terminated.</w:t>
+        <w:t>Where termination of pregnancy is provided, it follows the hospital's defined MTP arrangement; where it is not provided, that is stated in the obstetric scope and the patient is referred.</w:t>
       </w:r>
     </w:p>
     <w:p>
@@ -387,15 +343,15 @@
         <w:pStyle w:val="Heading2"/>
       </w:pPr>
       <w:r>
-        <w:t>4.2 High-risk obstetric cases: identify, care, refer (COP.7.b)</w:t>
+        <w:t>High-risk obstetric cases: identify, care, refer</w:t>
       </w:r>
     </w:p>
     <w:p>
       <w:r>
         <w:rPr>
-          <w:b/>
+          <w:i/>
         </w:rPr>
-        <w:t xml:space="preserve">Why this step matters: </w:t>
+        <w:t xml:space="preserve">Why: </w:t>
       </w:r>
       <w:r>
         <w:t>A high-risk pregnancy that is never written down as high-risk gets the same casual handling as a routine one -- until it isn't routine anymore.</w:t>
@@ -403,17 +359,17 @@
     </w:p>
     <w:p>
       <w:r>
-        <w:t>1. «Hospital to define the written high-risk obstetric criteria and who identifies them» is applied to every pregnancy and labour, and the identification is recorded in the antenatal or labour record, whichever comes first.</w:t>
+        <w:t>The hospital's written high-risk obstetric criteria are applied to every pregnancy and labour, and the identification is recorded in the antenatal or labour record, whichever comes first.</w:t>
       </w:r>
     </w:p>
     <w:p>
       <w:r>
-        <w:t>2. A high-risk case that remains at this hospital is cared for only by «Hospital to define the named competent roster of doctors and nurses for high-risk obstetric care» -- never left to whoever happens to be on duty if they are not on that roster.</w:t>
+        <w:t>A high-risk case that remains at this hospital is cared for only by the hospital's named competent roster of doctors and nurses for high-risk obstetric care -- never left to whoever happens to be on duty if they are not on that roster.</w:t>
       </w:r>
     </w:p>
     <w:p>
       <w:r>
-        <w:t>3. Where this hospital cannot meet the need -- including where the neonatal backup at step 5 is not available -- the patient is referred to another appropriate centre before the need becomes an emergency, not after. (Record 2)</w:t>
+        <w:t>Where this hospital cannot meet the need -- including where neonatal backup is not available -- the patient is referred to another appropriate centre before the need becomes an emergency, not after.</w:t>
       </w:r>
     </w:p>
     <w:p>
@@ -421,15 +377,15 @@
         <w:pStyle w:val="Heading2"/>
       </w:pPr>
       <w:r>
-        <w:t>4.3 Antenatal assessment includes maternal nutrition (COP.7.c)</w:t>
+        <w:t>Antenatal assessment includes maternal nutrition</w:t>
       </w:r>
     </w:p>
     <w:p>
       <w:r>
         <w:rPr>
-          <w:b/>
+          <w:i/>
         </w:rPr>
-        <w:t xml:space="preserve">Why this step matters: </w:t>
+        <w:t xml:space="preserve">Why: </w:t>
       </w:r>
       <w:r>
         <w:t>A woman's nutrition is not a lifestyle extra during pregnancy -- unaddressed anaemia and poor intake show up later as a haemorrhage or a low-birth-weight baby, not as a line item someone forgot to fill in.</w:t>
@@ -437,17 +393,17 @@
     </w:p>
     <w:p>
       <w:r>
-        <w:t>1. Every antenatal assessment includes «Hospital to define the maternal-nutrition component -- at least dietary history, nutritional risk including anaemia risk, and the advice or supplementation offered»; a recorded weight on its own is never treated as satisfying this requirement.</w:t>
+        <w:t>Every antenatal assessment includes the hospital's defined maternal-nutrition component -- at least dietary history, nutritional risk including anaemia risk, and the advice or supplementation offered; a recorded weight on its own is never treated as satisfying this requirement.</w:t>
       </w:r>
     </w:p>
     <w:p>
       <w:r>
-        <w:t>2. «Hospital to define who records maternal nutrition and where on the antenatal record» is followed at every visit, distinct from any in-patient nutritional screen performed after admission, which does not substitute for it.</w:t>
+        <w:t>The hospital's defined recording process is followed at every visit, distinct from any in-patient nutritional screen performed after admission, which does not substitute for it.</w:t>
       </w:r>
     </w:p>
     <w:p>
       <w:r>
-        <w:t>3. Where the woman is referred to dietetics, the referral is recorded alongside, not instead of, the antenatal nutrition component. (Record 3)</w:t>
+        <w:t>Where the woman is referred to dietetics, the referral is recorded alongside, not instead of, the antenatal nutrition component.</w:t>
       </w:r>
     </w:p>
     <w:p>
@@ -455,15 +411,15 @@
         <w:pStyle w:val="Heading2"/>
       </w:pPr>
       <w:r>
-        <w:t>4.4 Peri-natal and post-natal monitoring (COP.7.d)</w:t>
+        <w:t>Peri-natal and post-natal monitoring</w:t>
       </w:r>
     </w:p>
     <w:p>
       <w:r>
         <w:rPr>
-          <w:b/>
+          <w:i/>
         </w:rPr>
-        <w:t xml:space="preserve">Why this step matters: </w:t>
+        <w:t xml:space="preserve">Why: </w:t>
       </w:r>
       <w:r>
         <w:t>Labour and the hours right after birth are when a mother's condition can change fastest -- monitoring on a schedule, not on a hunch, is what catches that in time.</w:t>
@@ -471,17 +427,17 @@
     </w:p>
     <w:p>
       <w:r>
-        <w:t>1. «Hospital to define the peri-natal monitoring of the mother in labour and at birth -- observations, interval, and where recorded» and «Hospital to define post-natal monitoring of the mother after birth» are followed and recorded against the patient's unique identification number.</w:t>
+        <w:t>The hospital's defined peri-natal monitoring of the mother in labour and at birth, and post-natal monitoring after birth, are followed and recorded against the patient's unique identification number.</w:t>
       </w:r>
     </w:p>
     <w:p>
       <w:r>
-        <w:t>2. «Hospital to define the labour record used, if a partograph or other labour record is used» documents the course of labour.</w:t>
+        <w:t>The hospital's defined labour record (a partograph or other labour record, if used) documents the course of labour.</w:t>
       </w:r>
     </w:p>
     <w:p>
       <w:r>
-        <w:t>3. Where the neonate is this hospital's patient, the neonatal backup at step 5 performs peri-natal and immediate post-natal monitoring of the neonate until paediatric care takes over; deterioration of the mother is escalated per the hospital's early-warning process and, where resuscitation is needed, the resuscitation SOP. (Record 4)</w:t>
+        <w:t>Where the neonate is this hospital's patient, the neonatal backup team performs peri-natal and immediate post-natal monitoring of the neonate until paediatric care takes over; deterioration of the mother is escalated per the hospital's early-warning process and, where resuscitation is needed, the resuscitation SOP.</w:t>
       </w:r>
     </w:p>
     <w:p>
@@ -489,15 +445,15 @@
         <w:pStyle w:val="Heading2"/>
       </w:pPr>
       <w:r>
-        <w:t>4.5 Neonatal backup for high-risk cases, and birth registration (COP.7.e)</w:t>
+        <w:t>Neonatal backup for high-risk cases, and birth registration</w:t>
       </w:r>
     </w:p>
     <w:p>
       <w:r>
         <w:rPr>
-          <w:b/>
+          <w:i/>
         </w:rPr>
-        <w:t xml:space="preserve">Why this step matters: </w:t>
+        <w:t xml:space="preserve">Why: </w:t>
       </w:r>
       <w:r>
         <w:t>Taking on a high-risk birth without anyone able to receive the baby is not a shortcut -- it is a decision made for the neonate without the resources to back it.</w:t>
@@ -505,48 +461,17 @@
     </w:p>
     <w:p>
       <w:r>
-        <w:t>1. Where this hospital cares for high-risk obstetric cases, «Hospital to define the named human resources and facilities that take care of neonates of high-risk obstetric cases» is present and ready at the birth; if that backup is not available for a given case, the case is referred under step 2 before birth whenever time allows.</w:t>
+        <w:t>Where this hospital cares for high-risk obstetric cases, the hospital's named human resources and facilities for neonates of high-risk cases are present and ready at the birth; if that backup is not available for a given case, the case is referred before birth whenever time allows.</w:t>
       </w:r>
     </w:p>
     <w:p>
       <w:r>
-        <w:t>2. «Hospital to define who registers live births and stillbirths, and where that record is held» is followed for every birth occurring at this hospital, distinct from the mother's and neonate's clinical discharge summary.</w:t>
+        <w:t>The hospital's defined process for registering live births and stillbirths is followed for every birth occurring at this hospital, distinct from the mother's and neonate's clinical discharge summary.</w:t>
       </w:r>
     </w:p>
     <w:p>
       <w:r>
-        <w:t>3. This step does not write neonatal clinical care -- once the neonatal backup has received the baby, the hospital's paediatric-care SOP governs how the neonate is cared for. (Record 5)</w:t>
-      </w:r>
-    </w:p>
-    <w:p>
-      <w:r>
-        <w:rPr>
-          <w:b/>
-          <w:i/>
-        </w:rPr>
-        <w:t xml:space="preserve">Technical source(s) for these steps: </w:t>
-      </w:r>
-    </w:p>
-    <w:p>
-      <w:pPr>
-        <w:pStyle w:val="ListParagraph"/>
-        <w:spacing w:before="80" w:after="240"/>
-        <w:contextualSpacing w:val="0"/>
-      </w:pPr>
-      <w:r>
-        <w:t xml:space="preserve">• Government of India. (1969). </w:t>
-      </w:r>
-      <w:hyperlink r:id="rId11">
-        <w:r>
-          <w:rPr>
-            <w:color w:val="0563C1"/>
-            <w:u w:val="single"/>
-          </w:rPr>
-          <w:t>The Registration of Births and Deaths Act, 1969 (Act No. 18 of 1969), ss. 2(1)(ab)/(g), 8(1)(b) and 10(1)</w:t>
-        </w:r>
-      </w:hyperlink>
-      <w:r>
-        <w:t xml:space="preserve"> which define 'birth' to include still-birth, place the duty to report a birth occurring in a hospital on the medical officer in charge (or someone they authorise), and separately require any midwife or attendant present at the birth to notify the Registrar.</w:t>
+        <w:t>This step does not write neonatal clinical care -- once the neonatal backup has received the baby, the hospital's paediatric-care SOP governs how the neonate is cared for.</w:t>
       </w:r>
     </w:p>
     <w:p>
@@ -567,7 +492,7 @@
         <w:pStyle w:val="Heading1"/>
       </w:pPr>
       <w:r>
-        <w:t>6. Related Documents</w:t>
+        <w:t>6. Related SOPs</w:t>
       </w:r>
     </w:p>
     <w:p>
@@ -575,7 +500,7 @@
         <w:pStyle w:val="ListParagraph"/>
       </w:pPr>
       <w:r>
-        <w:t>Policy -- Safe Obstetric Care (COP.7)</w:t>
+        <w:t>Policy on Safe Obstetric Care (COP.7)</w:t>
       </w:r>
     </w:p>
     <w:p>
@@ -583,7 +508,7 @@
         <w:pStyle w:val="ListParagraph"/>
       </w:pPr>
       <w:r>
-        <w:t>SOP -- Care in Intensive Care and High Dependency Units (COP.6)</w:t>
+        <w:t>SOP — Care in Intensive Care and High Dependency Units (COP.6)</w:t>
       </w:r>
     </w:p>
     <w:p>
@@ -599,17 +524,174 @@
         <w:pStyle w:val="Heading1"/>
       </w:pPr>
       <w:r>
-        <w:t>7. Where This SOP's Requirements Come From (Verified Sources)</w:t>
+        <w:t>7. Review</w:t>
+      </w:r>
+    </w:p>
+    <w:p>
+      <w:r>
+        <w:t>This SOP is reviewed annually, or sooner if a sex-determination incident, a high-risk birth without backup, a missing nutrition component, or an unregistered stillbirth exposes a gap, or if the imaging, paediatric, transfer, discharge or infection-control processes this SOP hands work to are revised.</w:t>
+      </w:r>
+    </w:p>
+    <w:p>
+      <w:r>
+        <w:br w:type="page"/>
+      </w:r>
+    </w:p>
+    <w:p>
+      <w:pPr>
+        <w:pStyle w:val="Heading1"/>
+      </w:pPr>
+      <w:r>
+        <w:t>Appendix — NABH Standard Cross-Reference and Evidence Basis</w:t>
+      </w:r>
+    </w:p>
+    <w:p>
+      <w:r>
+        <w:t>For the Quality Coordinator and NABH assessment use only. The reasoning and real-world triggers for each requirement are already in the body above -- this appendix adds only what the body deliberately leaves out: the exact objective-element code, how this SOP's scope is kept separate from neighbouring standards, and the verified technical source for anything cited.</w:t>
+      </w:r>
+    </w:p>
+    <w:p>
+      <w:pPr>
+        <w:pStyle w:val="Heading2"/>
+      </w:pPr>
+      <w:r>
+        <w:t>Obstetric services organised and provided safely — COP.7.a</w:t>
+      </w:r>
+    </w:p>
+    <w:p>
+      <w:r>
+        <w:rPr>
+          <w:i/>
+        </w:rPr>
+        <w:t>Verified source(s):</w:t>
       </w:r>
     </w:p>
     <w:p>
       <w:pPr>
         <w:pStyle w:val="ListParagraph"/>
-        <w:spacing w:before="80" w:after="240"/>
-        <w:contextualSpacing w:val="0"/>
       </w:pPr>
       <w:r>
-        <w:t xml:space="preserve">• National Accreditation Board for Hospitals and Healthcare Providers. (2022). Standards for Small Healthcare Organisations (3rd ed.). </w:t>
+        <w:t xml:space="preserve">• </w:t>
+      </w:r>
+      <w:r>
+        <w:t xml:space="preserve">Government of India, Ministry of Health and Family Welfare. (1994). </w:t>
+      </w:r>
+      <w:hyperlink r:id="rId9">
+        <w:r>
+          <w:rPr>
+            <w:color w:val="0563C1"/>
+            <w:u w:val="single"/>
+          </w:rPr>
+          <w:t>The Pre-Conception and Pre-Natal Diagnostic Techniques (Prohibition of Sex Selection) Act, 1994</w:t>
+        </w:r>
+      </w:hyperlink>
+      <w:r>
+        <w:t>, ss. 3A, 5(2) and 6, which prohibit sex selection, prohibit communicating the sex of a foetus to the pregnant woman, her relatives, or anyone else by any means, and prohibit sex determination through pre-natal diagnostic techniques including ultrasonography.</w:t>
+      </w:r>
+    </w:p>
+    <w:p>
+      <w:pPr>
+        <w:pStyle w:val="ListParagraph"/>
+      </w:pPr>
+      <w:r>
+        <w:t xml:space="preserve">• </w:t>
+      </w:r>
+      <w:r>
+        <w:t xml:space="preserve">Government of India. (2021). </w:t>
+      </w:r>
+      <w:hyperlink r:id="rId10">
+        <w:r>
+          <w:rPr>
+            <w:color w:val="0563C1"/>
+            <w:u w:val="single"/>
+          </w:rPr>
+          <w:t>The Medical Termination of Pregnancy (Amendment) Act, 2021</w:t>
+        </w:r>
+      </w:hyperlink>
+      <w:r>
+        <w:t xml:space="preserve"> (Act No. 8 of 2021), amending the Medical Termination of Pregnancy Act, 1971, which sets the current gestational limits and opinion requirements for termination, requires a Medical Board for cases beyond those limits involving substantial foetal abnormality, and makes it an offence for a registered medical practitioner to reveal the identity of a woman whose pregnancy was terminated.</w:t>
+      </w:r>
+    </w:p>
+    <w:p>
+      <w:pPr>
+        <w:pStyle w:val="Heading2"/>
+      </w:pPr>
+      <w:r>
+        <w:t>High-risk obstetric cases: identify, care, refer — COP.7.b</w:t>
+      </w:r>
+    </w:p>
+    <w:p>
+      <w:pPr>
+        <w:pStyle w:val="Heading2"/>
+      </w:pPr>
+      <w:r>
+        <w:t>Antenatal assessment includes maternal nutrition — COP.7.c</w:t>
+      </w:r>
+    </w:p>
+    <w:p>
+      <w:pPr>
+        <w:pStyle w:val="Heading2"/>
+      </w:pPr>
+      <w:r>
+        <w:t>Peri-natal and post-natal monitoring — COP.7.d</w:t>
+      </w:r>
+    </w:p>
+    <w:p>
+      <w:pPr>
+        <w:pStyle w:val="Heading2"/>
+      </w:pPr>
+      <w:r>
+        <w:t>Neonatal backup for high-risk cases, and birth registration — COP.7.e</w:t>
+      </w:r>
+    </w:p>
+    <w:p>
+      <w:r>
+        <w:rPr>
+          <w:i/>
+        </w:rPr>
+        <w:t>Verified source(s):</w:t>
+      </w:r>
+    </w:p>
+    <w:p>
+      <w:pPr>
+        <w:pStyle w:val="ListParagraph"/>
+      </w:pPr>
+      <w:r>
+        <w:t xml:space="preserve">• </w:t>
+      </w:r>
+      <w:r>
+        <w:t xml:space="preserve">Government of India. (1969). </w:t>
+      </w:r>
+      <w:hyperlink r:id="rId11">
+        <w:r>
+          <w:rPr>
+            <w:color w:val="0563C1"/>
+            <w:u w:val="single"/>
+          </w:rPr>
+          <w:t>The Registration of Births and Deaths Act, 1969</w:t>
+        </w:r>
+      </w:hyperlink>
+      <w:r>
+        <w:t xml:space="preserve"> (Act No. 18 of 1969), which defines 'birth' to include still-birth, places the duty to report a birth occurring in a hospital on the medical officer in charge (or someone they authorise), and separately requires any midwife or attendant present at the birth to notify the Registrar.</w:t>
+      </w:r>
+    </w:p>
+    <w:p>
+      <w:pPr>
+        <w:pStyle w:val="Heading2"/>
+      </w:pPr>
+      <w:r>
+        <w:t>Full reference list</w:t>
+      </w:r>
+    </w:p>
+    <w:p>
+      <w:pPr>
+        <w:pStyle w:val="ListParagraph"/>
+      </w:pPr>
+      <w:r>
+        <w:t xml:space="preserve">• </w:t>
+      </w:r>
+      <w:r>
+        <w:t xml:space="preserve">National Accreditation Board for Hospitals and Healthcare Providers. (2022). Standards for Small Healthcare Organisations (3rd ed.). </w:t>
       </w:r>
       <w:hyperlink r:id="rId12">
         <w:r>
@@ -627,11 +709,12 @@
     <w:p>
       <w:pPr>
         <w:pStyle w:val="ListParagraph"/>
-        <w:spacing w:before="80" w:after="240"/>
-        <w:contextualSpacing w:val="0"/>
       </w:pPr>
       <w:r>
-        <w:t xml:space="preserve">• Government of India. (2021). </w:t>
+        <w:t xml:space="preserve">• </w:t>
+      </w:r>
+      <w:r>
+        <w:t xml:space="preserve">Government of India. (2021). </w:t>
       </w:r>
       <w:hyperlink r:id="rId10">
         <w:r>
@@ -639,21 +722,22 @@
             <w:color w:val="0563C1"/>
             <w:u w:val="single"/>
           </w:rPr>
-          <w:t>The Medical Termination of Pregnancy (Amendment) Act, 2021 (Act No. 8 of 2021), amending the Medical Termination of Pregnancy Act, 1971</w:t>
+          <w:t>The Medical Termination of Pregnancy (Amendment) Act, 2021</w:t>
         </w:r>
       </w:hyperlink>
       <w:r>
-        <w:t xml:space="preserve"> which sets the current gestational limits and opinion requirements for termination, requires a Medical Board for cases beyond those limits involving substantial foetal abnormality, and (s. 5A) makes it an offence for a registered medical practitioner to reveal the identity of a woman whose pregnancy was terminated.</w:t>
+        <w:t xml:space="preserve"> (Act No. 8 of 2021), amending the Medical Termination of Pregnancy Act, 1971, which sets the current gestational limits and opinion requirements for termination, requires a Medical Board for cases beyond those limits involving substantial foetal abnormality, and makes it an offence for a registered medical practitioner to reveal the identity of a woman whose pregnancy was terminated.</w:t>
       </w:r>
     </w:p>
     <w:p>
       <w:pPr>
         <w:pStyle w:val="ListParagraph"/>
-        <w:spacing w:before="80" w:after="240"/>
-        <w:contextualSpacing w:val="0"/>
       </w:pPr>
       <w:r>
-        <w:t xml:space="preserve">• Government of India, Ministry of Health and Family Welfare. (1994). </w:t>
+        <w:t xml:space="preserve">• </w:t>
+      </w:r>
+      <w:r>
+        <w:t xml:space="preserve">Government of India, Ministry of Health and Family Welfare. (1994). </w:t>
       </w:r>
       <w:hyperlink r:id="rId9">
         <w:r>
@@ -661,21 +745,22 @@
             <w:color w:val="0563C1"/>
             <w:u w:val="single"/>
           </w:rPr>
-          <w:t>The Pre-Conception and Pre-Natal Diagnostic Techniques (Prohibition of Sex Selection) Act, 1994, ss. 3A, 5(2) and 6</w:t>
+          <w:t>The Pre-Conception and Pre-Natal Diagnostic Techniques (Prohibition of Sex Selection) Act, 1994</w:t>
         </w:r>
       </w:hyperlink>
       <w:r>
-        <w:t xml:space="preserve"> which prohibit sex selection, prohibit communicating the sex of a foetus to the pregnant woman, her relatives, or anyone else by any means, and prohibit sex determination through pre-natal diagnostic techniques including ultrasonography.</w:t>
+        <w:t>, ss. 3A, 5(2) and 6, which prohibit sex selection, prohibit communicating the sex of a foetus to the pregnant woman, her relatives, or anyone else by any means, and prohibit sex determination through pre-natal diagnostic techniques including ultrasonography.</w:t>
       </w:r>
     </w:p>
     <w:p>
       <w:pPr>
         <w:pStyle w:val="ListParagraph"/>
-        <w:spacing w:before="80" w:after="240"/>
-        <w:contextualSpacing w:val="0"/>
       </w:pPr>
       <w:r>
-        <w:t xml:space="preserve">• Government of India. (1969). </w:t>
+        <w:t xml:space="preserve">• </w:t>
+      </w:r>
+      <w:r>
+        <w:t xml:space="preserve">Government of India. (1969). </w:t>
       </w:r>
       <w:hyperlink r:id="rId11">
         <w:r>
@@ -683,24 +768,11 @@
             <w:color w:val="0563C1"/>
             <w:u w:val="single"/>
           </w:rPr>
-          <w:t>The Registration of Births and Deaths Act, 1969 (Act No. 18 of 1969), ss. 2(1)(ab)/(g), 8(1)(b) and 10(1)</w:t>
+          <w:t>The Registration of Births and Deaths Act, 1969</w:t>
         </w:r>
       </w:hyperlink>
       <w:r>
-        <w:t xml:space="preserve"> which define 'birth' to include still-birth, place the duty to report a birth occurring in a hospital on the medical officer in charge (or someone they authorise), and separately require any midwife or attendant present at the birth to notify the Registrar.</w:t>
-      </w:r>
-    </w:p>
-    <w:p>
-      <w:pPr>
-        <w:pStyle w:val="Heading1"/>
-      </w:pPr>
-      <w:r>
-        <w:t>8. Review</w:t>
-      </w:r>
-    </w:p>
-    <w:p>
-      <w:r>
-        <w:t>This SOP is reviewed annually, or sooner if a sex-determination incident, a high-risk birth without backup, a missing nutrition component, or an unregistered stillbirth exposes a gap, or if the imaging, paediatric, transfer, discharge or infection-control processes this SOP hands work to are revised.</w:t>
+        <w:t xml:space="preserve"> (Act No. 18 of 1969), which defines 'birth' to include still-birth, places the duty to report a birth occurring in a hospital on the medical officer in charge (or someone they authorise), and separately requires any midwife or attendant present at the birth to notify the Registrar.</w:t>
       </w:r>
     </w:p>
     <w:sectPr>

--- a/policies/build/sop_record_masters/COP/SOP_COP.7.a_to_e_safe_obstetric_care.docx
+++ b/policies/build/sop_record_masters/COP/SOP_COP.7.a_to_e_safe_obstetric_care.docx
@@ -208,12 +208,6 @@
     </w:p>
     <w:p>
       <w:r>
-        <w:rPr>
-          <w:i/>
-        </w:rPr>
-        <w:t xml:space="preserve">Why: </w:t>
-      </w:r>
-      <w:r>
         <w:t>so antenatal, labour, birth and postnatal staff all work from the same safety, nutrition and registration standard.</w:t>
       </w:r>
     </w:p>
@@ -231,12 +225,6 @@
       </w:r>
     </w:p>
     <w:p>
-      <w:r>
-        <w:rPr>
-          <w:i/>
-        </w:rPr>
-        <w:t xml:space="preserve">Why: </w:t>
-      </w:r>
       <w:r>
         <w:t>a high-risk case handled by whoever is on duty, or a birth nobody registered, is a gap that surfaces only when it's too late to fix.</w:t>
       </w:r>
@@ -314,12 +302,6 @@
     </w:p>
     <w:p>
       <w:r>
-        <w:rPr>
-          <w:i/>
-        </w:rPr>
-        <w:t xml:space="preserve">Why: </w:t>
-      </w:r>
-      <w:r>
         <w:t>A labour room with a beautiful protocol on the wall and no one rostered to deliver that protocol at 3 a.m. is not a safe obstetric service -- and a service that determines or lets slip the sex of a foetus has broken the law, not just a hospital rule.</w:t>
       </w:r>
     </w:p>
@@ -347,12 +329,6 @@
       </w:r>
     </w:p>
     <w:p>
-      <w:r>
-        <w:rPr>
-          <w:i/>
-        </w:rPr>
-        <w:t xml:space="preserve">Why: </w:t>
-      </w:r>
       <w:r>
         <w:t>A high-risk pregnancy that is never written down as high-risk gets the same casual handling as a routine one -- until it isn't routine anymore.</w:t>
       </w:r>
@@ -382,12 +358,6 @@
     </w:p>
     <w:p>
       <w:r>
-        <w:rPr>
-          <w:i/>
-        </w:rPr>
-        <w:t xml:space="preserve">Why: </w:t>
-      </w:r>
-      <w:r>
         <w:t>A woman's nutrition is not a lifestyle extra during pregnancy -- unaddressed anaemia and poor intake show up later as a haemorrhage or a low-birth-weight baby, not as a line item someone forgot to fill in.</w:t>
       </w:r>
     </w:p>
@@ -416,12 +386,6 @@
     </w:p>
     <w:p>
       <w:r>
-        <w:rPr>
-          <w:i/>
-        </w:rPr>
-        <w:t xml:space="preserve">Why: </w:t>
-      </w:r>
-      <w:r>
         <w:t>Labour and the hours right after birth are when a mother's condition can change fastest -- monitoring on a schedule, not on a hunch, is what catches that in time.</w:t>
       </w:r>
     </w:p>
@@ -449,12 +413,6 @@
       </w:r>
     </w:p>
     <w:p>
-      <w:r>
-        <w:rPr>
-          <w:i/>
-        </w:rPr>
-        <w:t xml:space="preserve">Why: </w:t>
-      </w:r>
       <w:r>
         <w:t>Taking on a high-risk birth without anyone able to receive the baby is not a shortcut -- it is a decision made for the neonate without the resources to back it.</w:t>
       </w:r>
